--- a/ScreenShots.docx
+++ b/ScreenShots.docx
@@ -3,15 +3,14 @@
 <w:document xmlns:wpc="http://schemas.microsoft.com/office/word/2010/wordprocessingCanvas" xmlns:cx="http://schemas.microsoft.com/office/drawing/2014/chartex" xmlns:cx1="http://schemas.microsoft.com/office/drawing/2015/9/8/chartex" xmlns:cx2="http://schemas.microsoft.com/office/drawing/2015/10/21/chartex" xmlns:cx3="http://schemas.microsoft.com/office/drawing/2016/5/9/chartex" xmlns:cx4="http://schemas.microsoft.com/office/drawing/2016/5/10/chartex" xmlns:cx5="http://schemas.microsoft.com/office/drawing/2016/5/11/chartex" xmlns:cx6="http://schemas.microsoft.com/office/drawing/2016/5/12/chartex" xmlns:cx7="http://schemas.microsoft.com/office/drawing/2016/5/13/chartex" xmlns:cx8="http://schemas.microsoft.com/office/drawing/2016/5/14/chartex" xmlns:mc="http://schemas.openxmlformats.org/markup-compatibility/2006" xmlns:aink="http://schemas.microsoft.com/office/drawing/2016/ink" xmlns:am3d="http://schemas.microsoft.com/office/drawing/2017/model3d" xmlns:o="urn:schemas-microsoft-com:office:office" xmlns:oel="http://schemas.microsoft.com/office/2019/extlst" xmlns:r="http://schemas.openxmlformats.org/officeDocument/2006/relationships" xmlns:m="http://schemas.openxmlformats.org/officeDocument/2006/math" xmlns:v="urn:schemas-microsoft-com:vml" xmlns:wp14="http://schemas.microsoft.com/office/word/2010/wordprocessingDrawing" xmlns:wp="http://schemas.openxmlformats.org/drawingml/2006/wordprocessingDrawing" xmlns:w10="urn:schemas-microsoft-com:office:word" xmlns:w="http://schemas.openxmlformats.org/wordprocessingml/2006/main" xmlns:w14="http://schemas.microsoft.com/office/word/2010/wordml" xmlns:w15="http://schemas.microsoft.com/office/word/2012/wordml" xmlns:w16cex="http://schemas.microsoft.com/office/word/2018/wordml/cex" xmlns:w16cid="http://schemas.microsoft.com/office/word/2016/wordml/cid" xmlns:w16="http://schemas.microsoft.com/office/word/2018/wordml" xmlns:w16du="http://schemas.microsoft.com/office/word/2023/wordml/word16du" xmlns:w16sdtdh="http://schemas.microsoft.com/office/word/2020/wordml/sdtdatahash" xmlns:w16sdtfl="http://schemas.microsoft.com/office/word/2024/wordml/sdtformatlock" xmlns:w16se="http://schemas.microsoft.com/office/word/2015/wordml/symex" xmlns:wpg="http://schemas.microsoft.com/office/word/2010/wordprocessingGroup" xmlns:wpi="http://schemas.microsoft.com/office/word/2010/wordprocessingInk" xmlns:wne="http://schemas.microsoft.com/office/word/2006/wordml" xmlns:wps="http://schemas.microsoft.com/office/word/2010/wordprocessingShape" mc:Ignorable="w14 w15 w16se w16cid w16 w16cex w16sdtdh w16sdtfl w16du wp14">
   <w:body>
     <w:p>
-      <w:r>
+      <w:pPr>
         <w:rPr>
           <w:b/>
           <w:bCs/>
           <w:sz w:val="36"/>
           <w:szCs w:val="36"/>
         </w:rPr>
-        <w:t>Run the application locally</w:t>
-      </w:r>
+      </w:pPr>
       <w:r>
         <w:rPr>
           <w:b/>
@@ -19,7 +18,7 @@
           <w:sz w:val="36"/>
           <w:szCs w:val="36"/>
         </w:rPr>
-        <w:t xml:space="preserve"> </w:t>
+        <w:t xml:space="preserve">Run the application locally </w:t>
       </w:r>
       <w:r>
         <w:rPr>
@@ -43,6 +42,9 @@
         <w:br/>
       </w:r>
       <w:r>
+        <w:rPr>
+          <w:noProof/>
+        </w:rPr>
         <w:drawing>
           <wp:inline distT="0" distB="0" distL="0" distR="0" wp14:anchorId="57FD9EDD" wp14:editId="2A6EA6D7">
             <wp:extent cx="5943600" cy="1962785"/>
@@ -83,6 +85,9 @@
         <w:br/>
       </w:r>
       <w:r>
+        <w:rPr>
+          <w:noProof/>
+        </w:rPr>
         <w:drawing>
           <wp:inline distT="0" distB="0" distL="0" distR="0" wp14:anchorId="7DE4FE7C" wp14:editId="29AE3983">
             <wp:extent cx="5943600" cy="2148205"/>
@@ -187,6 +192,9 @@
         <w:br/>
       </w:r>
       <w:r>
+        <w:rPr>
+          <w:noProof/>
+        </w:rPr>
         <w:drawing>
           <wp:inline distT="0" distB="0" distL="0" distR="0" wp14:anchorId="10587B21" wp14:editId="2ACC63BC">
             <wp:extent cx="5943600" cy="1351280"/>
@@ -233,6 +241,9 @@
         <w:br/>
       </w:r>
       <w:r>
+        <w:rPr>
+          <w:noProof/>
+        </w:rPr>
         <w:drawing>
           <wp:inline distT="0" distB="0" distL="0" distR="0" wp14:anchorId="1766938F" wp14:editId="06AE8AB1">
             <wp:extent cx="5943600" cy="458470"/>
@@ -289,7 +300,9 @@
         <w:br/>
       </w:r>
       <w:r>
-        <w:lastRenderedPageBreak/>
+        <w:rPr>
+          <w:noProof/>
+        </w:rPr>
         <w:drawing>
           <wp:inline distT="0" distB="0" distL="0" distR="0" wp14:anchorId="33E42DD6" wp14:editId="69ABB156">
             <wp:extent cx="4686300" cy="1066800"/>
@@ -336,6 +349,10 @@
         <w:br/>
       </w:r>
       <w:r>
+        <w:rPr>
+          <w:noProof/>
+        </w:rPr>
+        <w:lastRenderedPageBreak/>
         <w:drawing>
           <wp:inline distT="0" distB="0" distL="0" distR="0" wp14:anchorId="60022C24" wp14:editId="5C436352">
             <wp:extent cx="5943600" cy="2303145"/>
@@ -382,6 +399,9 @@
         <w:br/>
       </w:r>
       <w:r>
+        <w:rPr>
+          <w:noProof/>
+        </w:rPr>
         <w:drawing>
           <wp:inline distT="0" distB="0" distL="0" distR="0" wp14:anchorId="6CFB6560" wp14:editId="387A0DE5">
             <wp:extent cx="5943600" cy="1399540"/>
@@ -419,12 +439,490 @@
         </w:drawing>
       </w:r>
     </w:p>
+    <w:p>
+      <w:pPr>
+        <w:rPr>
+          <w:b/>
+          <w:bCs/>
+          <w:sz w:val="36"/>
+          <w:szCs w:val="36"/>
+        </w:rPr>
+      </w:pPr>
+      <w:r>
+        <w:rPr>
+          <w:b/>
+          <w:bCs/>
+          <w:sz w:val="36"/>
+          <w:szCs w:val="36"/>
+        </w:rPr>
+        <w:lastRenderedPageBreak/>
+        <w:t xml:space="preserve"> </w:t>
+      </w:r>
+      <w:r>
+        <w:rPr>
+          <w:b/>
+          <w:bCs/>
+          <w:sz w:val="36"/>
+          <w:szCs w:val="36"/>
+        </w:rPr>
+        <w:t xml:space="preserve">Run </w:t>
+      </w:r>
+      <w:r>
+        <w:rPr>
+          <w:b/>
+          <w:bCs/>
+          <w:sz w:val="36"/>
+          <w:szCs w:val="36"/>
+        </w:rPr>
+        <w:t xml:space="preserve">the </w:t>
+      </w:r>
+      <w:r>
+        <w:rPr>
+          <w:b/>
+          <w:bCs/>
+          <w:sz w:val="36"/>
+          <w:szCs w:val="36"/>
+        </w:rPr>
+        <w:t xml:space="preserve">app with </w:t>
+      </w:r>
+      <w:r>
+        <w:rPr>
+          <w:b/>
+          <w:bCs/>
+          <w:sz w:val="36"/>
+          <w:szCs w:val="36"/>
+        </w:rPr>
+        <w:t>T</w:t>
+      </w:r>
+      <w:r>
+        <w:rPr>
+          <w:b/>
+          <w:bCs/>
+          <w:sz w:val="36"/>
+          <w:szCs w:val="36"/>
+        </w:rPr>
+        <w:t>erraform</w:t>
+      </w:r>
+      <w:r>
+        <w:rPr>
+          <w:b/>
+          <w:bCs/>
+          <w:sz w:val="36"/>
+          <w:szCs w:val="36"/>
+        </w:rPr>
+        <w:br/>
+      </w:r>
+      <w:r>
+        <w:rPr>
+          <w:noProof/>
+        </w:rPr>
+        <w:drawing>
+          <wp:inline distT="0" distB="0" distL="0" distR="0" wp14:anchorId="5D65E51F" wp14:editId="3A08380C">
+            <wp:extent cx="5943600" cy="3543300"/>
+            <wp:effectExtent l="0" t="0" r="0" b="0"/>
+            <wp:docPr id="2091303185" name="Picture 1" descr="A screenshot of a computer&#10;&#10;AI-generated content may be incorrect."/>
+            <wp:cNvGraphicFramePr>
+              <a:graphicFrameLocks xmlns:a="http://schemas.openxmlformats.org/drawingml/2006/main" noChangeAspect="1"/>
+            </wp:cNvGraphicFramePr>
+            <a:graphic xmlns:a="http://schemas.openxmlformats.org/drawingml/2006/main">
+              <a:graphicData uri="http://schemas.openxmlformats.org/drawingml/2006/picture">
+                <pic:pic xmlns:pic="http://schemas.openxmlformats.org/drawingml/2006/picture">
+                  <pic:nvPicPr>
+                    <pic:cNvPr id="2091303185" name="Picture 1" descr="A screenshot of a computer&#10;&#10;AI-generated content may be incorrect."/>
+                    <pic:cNvPicPr/>
+                  </pic:nvPicPr>
+                  <pic:blipFill>
+                    <a:blip r:embed="rId13"/>
+                    <a:stretch>
+                      <a:fillRect/>
+                    </a:stretch>
+                  </pic:blipFill>
+                  <pic:spPr>
+                    <a:xfrm>
+                      <a:off x="0" y="0"/>
+                      <a:ext cx="5943600" cy="3543300"/>
+                    </a:xfrm>
+                    <a:prstGeom prst="rect">
+                      <a:avLst/>
+                    </a:prstGeom>
+                  </pic:spPr>
+                </pic:pic>
+              </a:graphicData>
+            </a:graphic>
+          </wp:inline>
+        </w:drawing>
+      </w:r>
+      <w:r>
+        <w:rPr>
+          <w:b/>
+          <w:bCs/>
+          <w:sz w:val="36"/>
+          <w:szCs w:val="36"/>
+        </w:rPr>
+        <w:br/>
+      </w:r>
+      <w:r>
+        <w:rPr>
+          <w:noProof/>
+        </w:rPr>
+        <w:drawing>
+          <wp:inline distT="0" distB="0" distL="0" distR="0" wp14:anchorId="3A6F8C6D" wp14:editId="6AE477D1">
+            <wp:extent cx="5943600" cy="3341370"/>
+            <wp:effectExtent l="0" t="0" r="0" b="0"/>
+            <wp:docPr id="1162337838" name="Picture 1"/>
+            <wp:cNvGraphicFramePr>
+              <a:graphicFrameLocks xmlns:a="http://schemas.openxmlformats.org/drawingml/2006/main" noChangeAspect="1"/>
+            </wp:cNvGraphicFramePr>
+            <a:graphic xmlns:a="http://schemas.openxmlformats.org/drawingml/2006/main">
+              <a:graphicData uri="http://schemas.openxmlformats.org/drawingml/2006/picture">
+                <pic:pic xmlns:pic="http://schemas.openxmlformats.org/drawingml/2006/picture">
+                  <pic:nvPicPr>
+                    <pic:cNvPr id="1162337838" name=""/>
+                    <pic:cNvPicPr/>
+                  </pic:nvPicPr>
+                  <pic:blipFill>
+                    <a:blip r:embed="rId14"/>
+                    <a:stretch>
+                      <a:fillRect/>
+                    </a:stretch>
+                  </pic:blipFill>
+                  <pic:spPr>
+                    <a:xfrm>
+                      <a:off x="0" y="0"/>
+                      <a:ext cx="5943600" cy="3341370"/>
+                    </a:xfrm>
+                    <a:prstGeom prst="rect">
+                      <a:avLst/>
+                    </a:prstGeom>
+                  </pic:spPr>
+                </pic:pic>
+              </a:graphicData>
+            </a:graphic>
+          </wp:inline>
+        </w:drawing>
+      </w:r>
+    </w:p>
+    <w:p>
+      <w:pPr>
+        <w:rPr>
+          <w:noProof/>
+        </w:rPr>
+      </w:pPr>
+      <w:r>
+        <w:rPr>
+          <w:noProof/>
+        </w:rPr>
+        <w:lastRenderedPageBreak/>
+        <w:drawing>
+          <wp:inline distT="0" distB="0" distL="0" distR="0" wp14:anchorId="6ACB24EF" wp14:editId="4EB3DBDD">
+            <wp:extent cx="5943600" cy="2357755"/>
+            <wp:effectExtent l="0" t="0" r="0" b="4445"/>
+            <wp:docPr id="1594985354" name="Picture 1"/>
+            <wp:cNvGraphicFramePr>
+              <a:graphicFrameLocks xmlns:a="http://schemas.openxmlformats.org/drawingml/2006/main" noChangeAspect="1"/>
+            </wp:cNvGraphicFramePr>
+            <a:graphic xmlns:a="http://schemas.openxmlformats.org/drawingml/2006/main">
+              <a:graphicData uri="http://schemas.openxmlformats.org/drawingml/2006/picture">
+                <pic:pic xmlns:pic="http://schemas.openxmlformats.org/drawingml/2006/picture">
+                  <pic:nvPicPr>
+                    <pic:cNvPr id="1594985354" name=""/>
+                    <pic:cNvPicPr/>
+                  </pic:nvPicPr>
+                  <pic:blipFill>
+                    <a:blip r:embed="rId15"/>
+                    <a:stretch>
+                      <a:fillRect/>
+                    </a:stretch>
+                  </pic:blipFill>
+                  <pic:spPr>
+                    <a:xfrm>
+                      <a:off x="0" y="0"/>
+                      <a:ext cx="5943600" cy="2357755"/>
+                    </a:xfrm>
+                    <a:prstGeom prst="rect">
+                      <a:avLst/>
+                    </a:prstGeom>
+                  </pic:spPr>
+                </pic:pic>
+              </a:graphicData>
+            </a:graphic>
+          </wp:inline>
+        </w:drawing>
+      </w:r>
+    </w:p>
+    <w:p/>
+    <w:p/>
+    <w:p/>
+    <w:p/>
+    <w:p/>
+    <w:p/>
+    <w:p/>
+    <w:p/>
+    <w:p/>
+    <w:p/>
+    <w:p/>
+    <w:p/>
+    <w:p/>
+    <w:p/>
+    <w:p/>
+    <w:p/>
+    <w:p>
+      <w:pPr>
+        <w:tabs>
+          <w:tab w:val="left" w:pos="2800"/>
+        </w:tabs>
+      </w:pPr>
+    </w:p>
+    <w:p>
+      <w:r>
+        <w:rPr>
+          <w:noProof/>
+        </w:rPr>
+        <w:lastRenderedPageBreak/>
+        <w:drawing>
+          <wp:inline distT="0" distB="0" distL="0" distR="0" wp14:anchorId="16972751" wp14:editId="31006A62">
+            <wp:extent cx="5943600" cy="3420745"/>
+            <wp:effectExtent l="0" t="0" r="0" b="635"/>
+            <wp:docPr id="1365906980" name="Picture 1"/>
+            <wp:cNvGraphicFramePr>
+              <a:graphicFrameLocks xmlns:a="http://schemas.openxmlformats.org/drawingml/2006/main" noChangeAspect="1"/>
+            </wp:cNvGraphicFramePr>
+            <a:graphic xmlns:a="http://schemas.openxmlformats.org/drawingml/2006/main">
+              <a:graphicData uri="http://schemas.openxmlformats.org/drawingml/2006/picture">
+                <pic:pic xmlns:pic="http://schemas.openxmlformats.org/drawingml/2006/picture">
+                  <pic:nvPicPr>
+                    <pic:cNvPr id="1365906980" name=""/>
+                    <pic:cNvPicPr/>
+                  </pic:nvPicPr>
+                  <pic:blipFill>
+                    <a:blip r:embed="rId16"/>
+                    <a:stretch>
+                      <a:fillRect/>
+                    </a:stretch>
+                  </pic:blipFill>
+                  <pic:spPr>
+                    <a:xfrm>
+                      <a:off x="0" y="0"/>
+                      <a:ext cx="5943600" cy="3420745"/>
+                    </a:xfrm>
+                    <a:prstGeom prst="rect">
+                      <a:avLst/>
+                    </a:prstGeom>
+                  </pic:spPr>
+                </pic:pic>
+              </a:graphicData>
+            </a:graphic>
+          </wp:inline>
+        </w:drawing>
+      </w:r>
+      <w:r>
+        <w:br/>
+      </w:r>
+      <w:r>
+        <w:rPr>
+          <w:noProof/>
+        </w:rPr>
+        <w:drawing>
+          <wp:inline distT="0" distB="0" distL="0" distR="0" wp14:anchorId="735EC2FC" wp14:editId="59757545">
+            <wp:extent cx="5943600" cy="3343275"/>
+            <wp:effectExtent l="0" t="0" r="0" b="0"/>
+            <wp:docPr id="667543170" name="Picture 1"/>
+            <wp:cNvGraphicFramePr>
+              <a:graphicFrameLocks xmlns:a="http://schemas.openxmlformats.org/drawingml/2006/main" noChangeAspect="1"/>
+            </wp:cNvGraphicFramePr>
+            <a:graphic xmlns:a="http://schemas.openxmlformats.org/drawingml/2006/main">
+              <a:graphicData uri="http://schemas.openxmlformats.org/drawingml/2006/picture">
+                <pic:pic xmlns:pic="http://schemas.openxmlformats.org/drawingml/2006/picture">
+                  <pic:nvPicPr>
+                    <pic:cNvPr id="667543170" name=""/>
+                    <pic:cNvPicPr/>
+                  </pic:nvPicPr>
+                  <pic:blipFill>
+                    <a:blip r:embed="rId17"/>
+                    <a:stretch>
+                      <a:fillRect/>
+                    </a:stretch>
+                  </pic:blipFill>
+                  <pic:spPr>
+                    <a:xfrm>
+                      <a:off x="0" y="0"/>
+                      <a:ext cx="5943600" cy="3343275"/>
+                    </a:xfrm>
+                    <a:prstGeom prst="rect">
+                      <a:avLst/>
+                    </a:prstGeom>
+                  </pic:spPr>
+                </pic:pic>
+              </a:graphicData>
+            </a:graphic>
+          </wp:inline>
+        </w:drawing>
+      </w:r>
+      <w:r>
+        <w:br/>
+      </w:r>
+      <w:r>
+        <w:br/>
+      </w:r>
+      <w:r>
+        <w:lastRenderedPageBreak/>
+        <w:t>Github Workflow</w:t>
+      </w:r>
+      <w:r>
+        <w:br/>
+      </w:r>
+      <w:r>
+        <w:rPr>
+          <w:noProof/>
+        </w:rPr>
+        <w:drawing>
+          <wp:inline distT="0" distB="0" distL="0" distR="0" wp14:anchorId="18478288" wp14:editId="796515DC">
+            <wp:extent cx="5943600" cy="2713990"/>
+            <wp:effectExtent l="0" t="0" r="0" b="3810"/>
+            <wp:docPr id="1902515199" name="Picture 1"/>
+            <wp:cNvGraphicFramePr>
+              <a:graphicFrameLocks xmlns:a="http://schemas.openxmlformats.org/drawingml/2006/main" noChangeAspect="1"/>
+            </wp:cNvGraphicFramePr>
+            <a:graphic xmlns:a="http://schemas.openxmlformats.org/drawingml/2006/main">
+              <a:graphicData uri="http://schemas.openxmlformats.org/drawingml/2006/picture">
+                <pic:pic xmlns:pic="http://schemas.openxmlformats.org/drawingml/2006/picture">
+                  <pic:nvPicPr>
+                    <pic:cNvPr id="1902515199" name=""/>
+                    <pic:cNvPicPr/>
+                  </pic:nvPicPr>
+                  <pic:blipFill>
+                    <a:blip r:embed="rId18"/>
+                    <a:stretch>
+                      <a:fillRect/>
+                    </a:stretch>
+                  </pic:blipFill>
+                  <pic:spPr>
+                    <a:xfrm>
+                      <a:off x="0" y="0"/>
+                      <a:ext cx="5943600" cy="2713990"/>
+                    </a:xfrm>
+                    <a:prstGeom prst="rect">
+                      <a:avLst/>
+                    </a:prstGeom>
+                  </pic:spPr>
+                </pic:pic>
+              </a:graphicData>
+            </a:graphic>
+          </wp:inline>
+        </w:drawing>
+      </w:r>
+    </w:p>
+    <w:p/>
+    <w:p/>
+    <w:p/>
+    <w:p/>
+    <w:p/>
+    <w:p/>
+    <w:p/>
+    <w:p/>
+    <w:p/>
+    <w:p/>
+    <w:p/>
+    <w:p/>
+    <w:p/>
+    <w:p/>
+    <w:p/>
+    <w:p/>
+    <w:p/>
+    <w:p/>
+    <w:p/>
+    <w:p>
+      <w:r>
+        <w:lastRenderedPageBreak/>
+        <w:t>New Relic</w:t>
+      </w:r>
+    </w:p>
+    <w:p/>
+    <w:p>
+      <w:r>
+        <w:drawing>
+          <wp:inline distT="0" distB="0" distL="0" distR="0" wp14:anchorId="31D9AABB" wp14:editId="2DE2D1D9">
+            <wp:extent cx="5943600" cy="3025775"/>
+            <wp:effectExtent l="0" t="0" r="0" b="0"/>
+            <wp:docPr id="60242452" name="Picture 1"/>
+            <wp:cNvGraphicFramePr>
+              <a:graphicFrameLocks xmlns:a="http://schemas.openxmlformats.org/drawingml/2006/main" noChangeAspect="1"/>
+            </wp:cNvGraphicFramePr>
+            <a:graphic xmlns:a="http://schemas.openxmlformats.org/drawingml/2006/main">
+              <a:graphicData uri="http://schemas.openxmlformats.org/drawingml/2006/picture">
+                <pic:pic xmlns:pic="http://schemas.openxmlformats.org/drawingml/2006/picture">
+                  <pic:nvPicPr>
+                    <pic:cNvPr id="60242452" name=""/>
+                    <pic:cNvPicPr/>
+                  </pic:nvPicPr>
+                  <pic:blipFill>
+                    <a:blip r:embed="rId19"/>
+                    <a:stretch>
+                      <a:fillRect/>
+                    </a:stretch>
+                  </pic:blipFill>
+                  <pic:spPr>
+                    <a:xfrm>
+                      <a:off x="0" y="0"/>
+                      <a:ext cx="5943600" cy="3025775"/>
+                    </a:xfrm>
+                    <a:prstGeom prst="rect">
+                      <a:avLst/>
+                    </a:prstGeom>
+                  </pic:spPr>
+                </pic:pic>
+              </a:graphicData>
+            </a:graphic>
+          </wp:inline>
+        </w:drawing>
+      </w:r>
+      <w:r>
+        <w:br/>
+      </w:r>
+      <w:r>
+        <w:drawing>
+          <wp:inline distT="0" distB="0" distL="0" distR="0" wp14:anchorId="74C9336B" wp14:editId="24F5D9F5">
+            <wp:extent cx="5943600" cy="2517775"/>
+            <wp:effectExtent l="0" t="0" r="0" b="0"/>
+            <wp:docPr id="1041115680" name="Picture 1"/>
+            <wp:cNvGraphicFramePr>
+              <a:graphicFrameLocks xmlns:a="http://schemas.openxmlformats.org/drawingml/2006/main" noChangeAspect="1"/>
+            </wp:cNvGraphicFramePr>
+            <a:graphic xmlns:a="http://schemas.openxmlformats.org/drawingml/2006/main">
+              <a:graphicData uri="http://schemas.openxmlformats.org/drawingml/2006/picture">
+                <pic:pic xmlns:pic="http://schemas.openxmlformats.org/drawingml/2006/picture">
+                  <pic:nvPicPr>
+                    <pic:cNvPr id="1041115680" name=""/>
+                    <pic:cNvPicPr/>
+                  </pic:nvPicPr>
+                  <pic:blipFill>
+                    <a:blip r:embed="rId20"/>
+                    <a:stretch>
+                      <a:fillRect/>
+                    </a:stretch>
+                  </pic:blipFill>
+                  <pic:spPr>
+                    <a:xfrm>
+                      <a:off x="0" y="0"/>
+                      <a:ext cx="5943600" cy="2517775"/>
+                    </a:xfrm>
+                    <a:prstGeom prst="rect">
+                      <a:avLst/>
+                    </a:prstGeom>
+                  </pic:spPr>
+                </pic:pic>
+              </a:graphicData>
+            </a:graphic>
+          </wp:inline>
+        </w:drawing>
+      </w:r>
+    </w:p>
     <w:sectPr>
-      <w:footerReference w:type="even" r:id="rId13"/>
-      <w:footerReference w:type="default" r:id="rId14"/>
-      <w:footerReference w:type="first" r:id="rId15"/>
+      <w:footerReference w:type="even" r:id="rId21"/>
+      <w:footerReference w:type="default" r:id="rId22"/>
+      <w:footerReference w:type="first" r:id="rId23"/>
       <w:pgSz w:w="12240" w:h="15840"/>
-      <w:pgMar w:top="1440" w:right="1440" w:bottom="1440" w:left="1440" w:header="708" w:footer="708" w:gutter="0"/>
+      <w:pgMar w:top="376" w:right="1440" w:bottom="410" w:left="1440" w:header="708" w:footer="708" w:gutter="0"/>
       <w:cols w:space="708"/>
       <w:docGrid w:linePitch="360"/>
     </w:sectPr>
@@ -551,7 +1049,6 @@
               <v:path gradientshapeok="t" o:connecttype="rect"/>
             </v:shapetype>
             <v:shape id="Text Box 2" o:spid="_x0000_s1026" type="#_x0000_t202" alt="C2 General" style="position:absolute;margin-left:0;margin-top:0;width:53.9pt;height:24.9pt;z-index:251659264;visibility:visible;mso-wrap-style:none;mso-wrap-distance-left:0;mso-wrap-distance-top:0;mso-wrap-distance-right:0;mso-wrap-distance-bottom:0;mso-position-horizontal:left;mso-position-horizontal-relative:page;mso-position-vertical:bottom;mso-position-vertical-relative:page;v-text-anchor:bottom" o:gfxdata="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" filled="f" stroked="f">
-              <v:fill o:detectmouseclick="t"/>
               <v:textbox style="mso-fit-shape-to-text:t" inset="20pt,0,0,15pt">
                 <w:txbxContent>
                   <w:p>
@@ -682,7 +1179,6 @@
               <v:path gradientshapeok="t" o:connecttype="rect"/>
             </v:shapetype>
             <v:shape id="Text Box 3" o:spid="_x0000_s1027" type="#_x0000_t202" alt="C2 General" style="position:absolute;margin-left:0;margin-top:0;width:53.9pt;height:24.9pt;z-index:251660288;visibility:visible;mso-wrap-style:none;mso-wrap-distance-left:0;mso-wrap-distance-top:0;mso-wrap-distance-right:0;mso-wrap-distance-bottom:0;mso-position-horizontal:left;mso-position-horizontal-relative:page;mso-position-vertical:bottom;mso-position-vertical-relative:page;v-text-anchor:bottom" o:gfxdata="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" filled="f" stroked="f">
-              <v:fill o:detectmouseclick="t"/>
               <v:textbox style="mso-fit-shape-to-text:t" inset="20pt,0,0,15pt">
                 <w:txbxContent>
                   <w:p>
@@ -813,7 +1309,6 @@
               <v:path gradientshapeok="t" o:connecttype="rect"/>
             </v:shapetype>
             <v:shape id="Text Box 1" o:spid="_x0000_s1028" type="#_x0000_t202" alt="C2 General" style="position:absolute;margin-left:0;margin-top:0;width:53.9pt;height:24.9pt;z-index:251658240;visibility:visible;mso-wrap-style:none;mso-wrap-distance-left:0;mso-wrap-distance-top:0;mso-wrap-distance-right:0;mso-wrap-distance-bottom:0;mso-position-horizontal:left;mso-position-horizontal-relative:page;mso-position-vertical:bottom;mso-position-vertical-relative:page;v-text-anchor:bottom" o:gfxdata="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" filled="f" stroked="f">
-              <v:fill o:detectmouseclick="t"/>
               <v:textbox style="mso-fit-shape-to-text:t" inset="20pt,0,0,15pt">
                 <w:txbxContent>
                   <w:p>
